--- a/PG-pass (1).docx
+++ b/PG-pass (1).docx
@@ -16,65 +16,14 @@
         <w:spacing w:after="10200"/>
         <w:jc w:val="center"/>
         <w:rPr>
-          <w:color w:val="C00000"/>
+          <w:color w:val="FE2633"/>
           <w:sz w:val="44"/>
           <w:szCs w:val="44"/>
         </w:rPr>
       </w:pPr>
       <w:r>
-        <w:drawing>
-          <wp:anchor distT="0" distB="0" distL="114300" distR="114300" simplePos="0" relativeHeight="251658240" behindDoc="0" locked="0" layoutInCell="1" allowOverlap="1" wp14:anchorId="69BCC133" wp14:editId="07DA8D29">
-            <wp:simplePos x="0" y="0"/>
-            <wp:positionH relativeFrom="margin">
-              <wp:posOffset>1089025</wp:posOffset>
-            </wp:positionH>
-            <wp:positionV relativeFrom="paragraph">
-              <wp:posOffset>1756410</wp:posOffset>
-            </wp:positionV>
-            <wp:extent cx="2981325" cy="2711744"/>
-            <wp:effectExtent l="0" t="0" r="0" b="0"/>
-            <wp:wrapNone/>
-            <wp:docPr id="2" name="Kép 2"/>
-            <wp:cNvGraphicFramePr>
-              <a:graphicFrameLocks xmlns:a="http://schemas.openxmlformats.org/drawingml/2006/main" noChangeAspect="1"/>
-            </wp:cNvGraphicFramePr>
-            <a:graphic xmlns:a="http://schemas.openxmlformats.org/drawingml/2006/main">
-              <a:graphicData uri="http://schemas.openxmlformats.org/drawingml/2006/picture">
-                <pic:pic xmlns:pic="http://schemas.openxmlformats.org/drawingml/2006/picture">
-                  <pic:nvPicPr>
-                    <pic:cNvPr id="2" name="Kép 2"/>
-                    <pic:cNvPicPr/>
-                  </pic:nvPicPr>
-                  <pic:blipFill>
-                    <a:blip r:embed="rId8" cstate="print">
-                      <a:extLst>
-                        <a:ext uri="{28A0092B-C50C-407E-A947-70E740481C1C}">
-                          <a14:useLocalDpi xmlns:a14="http://schemas.microsoft.com/office/drawing/2010/main" val="0"/>
-                        </a:ext>
-                      </a:extLst>
-                    </a:blip>
-                    <a:stretch>
-                      <a:fillRect/>
-                    </a:stretch>
-                  </pic:blipFill>
-                  <pic:spPr>
-                    <a:xfrm>
-                      <a:off x="0" y="0"/>
-                      <a:ext cx="2981325" cy="2711744"/>
-                    </a:xfrm>
-                    <a:prstGeom prst="rect">
-                      <a:avLst/>
-                    </a:prstGeom>
-                  </pic:spPr>
-                </pic:pic>
-              </a:graphicData>
-            </a:graphic>
-          </wp:anchor>
-        </w:drawing>
-      </w:r>
-      <w:r>
         <w:rPr>
-          <w:color w:val="C00000"/>
+          <w:color w:val="FE2633"/>
           <w:sz w:val="44"/>
           <w:szCs w:val="44"/>
         </w:rPr>
@@ -82,7 +31,7 @@
       </w:r>
       <w:r>
         <w:rPr>
-          <w:color w:val="C00000"/>
+          <w:color w:val="FE2633"/>
           <w:sz w:val="44"/>
           <w:szCs w:val="44"/>
         </w:rPr>
@@ -124,6 +73,11 @@
     <w:bookmarkStart w:id="0" w:name="_Toc239406465" w:displacedByCustomXml="next"/>
     <w:sdt>
       <w:sdtPr>
+        <w:rPr>
+          <w:color w:val="373F63"/>
+          <w:sz w:val="26"/>
+          <w:szCs w:val="26"/>
+        </w:rPr>
         <w:id w:val="-1731606754"/>
         <w:docPartObj>
           <w:docPartGallery w:val="Table of Contents"/>
@@ -134,9 +88,7 @@
         <w:rPr>
           <w:b/>
           <w:bCs/>
-          <w:color w:val="373F63"/>
-          <w:sz w:val="26"/>
-          <w:szCs w:val="26"/>
+          <w:color w:val="1F1E20"/>
         </w:rPr>
       </w:sdtEndPr>
       <w:sdtContent>
@@ -1374,14 +1326,25 @@
       <w:pPr>
         <w:pStyle w:val="Listaszerbekezds"/>
         <w:numPr>
-          <w:ilvl w:val="2"/>
+          <w:ilvl w:val="1"/>
           <w:numId w:val="11"/>
         </w:numPr>
       </w:pPr>
+      <w:r>
+        <w:t>Back End kivitelezése</w:t>
+      </w:r>
+    </w:p>
+    <w:p>
+      <w:pPr>
+        <w:pStyle w:val="Cmsor2"/>
+      </w:pPr>
+      <w:r>
+        <w:t xml:space="preserve"> </w:t>
+      </w:r>
     </w:p>
     <w:sectPr>
-      <w:headerReference w:type="default" r:id="rId9"/>
-      <w:footerReference w:type="default" r:id="rId10"/>
+      <w:headerReference w:type="default" r:id="rId8"/>
+      <w:footerReference w:type="default" r:id="rId9"/>
       <w:pgSz w:w="11906" w:h="16838"/>
       <w:pgMar w:top="1736" w:right="1274" w:bottom="1134" w:left="1276" w:header="709" w:footer="709" w:gutter="0"/>
       <w:pgNumType w:start="1"/>
@@ -3139,9 +3102,9 @@
   <w:style w:type="paragraph" w:default="1" w:styleId="Norml">
     <w:name w:val="Normal"/>
     <w:qFormat/>
-    <w:rsid w:val="004C4530"/>
+    <w:rsid w:val="00E0147B"/>
     <w:rPr>
-      <w:color w:val="373F63"/>
+      <w:color w:val="1F1E20"/>
     </w:rPr>
   </w:style>
   <w:style w:type="paragraph" w:styleId="Cmsor1">
@@ -3150,13 +3113,14 @@
     <w:next w:val="Cmsor2"/>
     <w:uiPriority w:val="9"/>
     <w:qFormat/>
-    <w:rsid w:val="004C4530"/>
+    <w:rsid w:val="00E0147B"/>
     <w:pPr>
       <w:pageBreakBefore/>
       <w:spacing w:before="3000"/>
       <w:outlineLvl w:val="0"/>
     </w:pPr>
     <w:rPr>
+      <w:color w:val="FE2633"/>
       <w:sz w:val="48"/>
       <w:szCs w:val="44"/>
     </w:rPr>
@@ -3168,7 +3132,7 @@
     <w:uiPriority w:val="9"/>
     <w:unhideWhenUsed/>
     <w:qFormat/>
-    <w:rsid w:val="00093728"/>
+    <w:rsid w:val="00E0147B"/>
     <w:pPr>
       <w:keepNext/>
       <w:keepLines/>
@@ -3178,7 +3142,7 @@
       <w:outlineLvl w:val="1"/>
     </w:pPr>
     <w:rPr>
-      <w:color w:val="7A0000"/>
+      <w:color w:val="6975C3"/>
       <w:sz w:val="32"/>
       <w:szCs w:val="32"/>
     </w:rPr>
@@ -3270,6 +3234,7 @@
   <w:style w:type="character" w:default="1" w:styleId="Bekezdsalapbettpusa">
     <w:name w:val="Default Paragraph Font"/>
     <w:uiPriority w:val="1"/>
+    <w:semiHidden/>
     <w:unhideWhenUsed/>
   </w:style>
   <w:style w:type="table" w:default="1" w:styleId="Normltblzat">
@@ -3310,11 +3275,12 @@
     <w:next w:val="Norml"/>
     <w:uiPriority w:val="10"/>
     <w:qFormat/>
+    <w:rsid w:val="00E0147B"/>
     <w:pPr>
       <w:jc w:val="center"/>
     </w:pPr>
     <w:rPr>
-      <w:color w:val="843C0B"/>
+      <w:color w:val="D40C27"/>
       <w:sz w:val="72"/>
       <w:szCs w:val="72"/>
     </w:rPr>
